--- a/docs/dist/risk-register.docx
+++ b/docs/dist/risk-register.docx
@@ -28,7 +28,7 @@
         </w:p>
       </w:sdtContent>
     </w:sdt>
-    <w:bookmarkStart w:id="14" w:name="risk-register"/>
+    <w:bookmarkStart w:id="15" w:name="risk-register"/>
     <w:p>
       <w:pPr>
         <w:pStyle w:val="Heading1"/>
@@ -117,7 +117,7 @@
               <w:pStyle w:val="Compact"/>
             </w:pPr>
             <w:r>
-              <w:t xml:space="preserve">0.1</w:t>
+              <w:t xml:space="preserve">0.2</w:t>
             </w:r>
           </w:p>
         </w:tc>
@@ -971,96 +971,6 @@
               <w:pStyle w:val="Compact"/>
             </w:pPr>
             <w:r>
-              <w:t xml:space="preserve">R-04</w:t>
-            </w:r>
-          </w:p>
-        </w:tc>
-        <w:tc>
-          <w:tcPr/>
-          <w:p>
-            <w:pPr>
-              <w:pStyle w:val="Compact"/>
-            </w:pPr>
-            <w:r>
-              <w:t xml:space="preserve">The embedding model and vector dimension remain unselected. The dimension is fixed at schema creation</w:t>
-            </w:r>
-          </w:p>
-        </w:tc>
-        <w:tc>
-          <w:tcPr/>
-          <w:p>
-            <w:pPr>
-              <w:pStyle w:val="Compact"/>
-            </w:pPr>
-            <w:r>
-              <w:t xml:space="preserve">High</w:t>
-            </w:r>
-          </w:p>
-        </w:tc>
-        <w:tc>
-          <w:tcPr/>
-          <w:p>
-            <w:pPr>
-              <w:pStyle w:val="Compact"/>
-            </w:pPr>
-            <w:r>
-              <w:t xml:space="preserve">High</w:t>
-            </w:r>
-          </w:p>
-        </w:tc>
-        <w:tc>
-          <w:tcPr/>
-          <w:p>
-            <w:pPr>
-              <w:pStyle w:val="Compact"/>
-            </w:pPr>
-            <w:r>
-              <w:t xml:space="preserve">Avoid</w:t>
-            </w:r>
-          </w:p>
-        </w:tc>
-        <w:tc>
-          <w:tcPr/>
-          <w:p>
-            <w:pPr>
-              <w:pStyle w:val="Compact"/>
-            </w:pPr>
-            <w:r>
-              <w:t xml:space="preserve">Treated as blocking. A dedicated spike precedes schema definition</w:t>
-            </w:r>
-          </w:p>
-        </w:tc>
-        <w:tc>
-          <w:tcPr/>
-          <w:p>
-            <w:pPr>
-              <w:pStyle w:val="Compact"/>
-            </w:pPr>
-            <w:r>
-              <w:t xml:space="preserve">Schema work commencing before the spike concludes</w:t>
-            </w:r>
-          </w:p>
-        </w:tc>
-        <w:tc>
-          <w:tcPr/>
-          <w:p>
-            <w:pPr>
-              <w:pStyle w:val="Compact"/>
-            </w:pPr>
-            <w:r>
-              <w:t xml:space="preserve">M1</w:t>
-            </w:r>
-          </w:p>
-        </w:tc>
-      </w:tr>
-      <w:tr>
-        <w:tc>
-          <w:tcPr/>
-          <w:p>
-            <w:pPr>
-              <w:pStyle w:val="Compact"/>
-            </w:pPr>
-            <w:r>
               <w:t xml:space="preserve">R-05</w:t>
             </w:r>
           </w:p>
@@ -2315,7 +2225,7 @@
       </w:tr>
     </w:tbl>
     <w:bookmarkEnd w:id="10"/>
-    <w:bookmarkStart w:id="11" w:name="Xcb4fd5499264102ccc1b236378e91c2c94a2823"/>
+    <w:bookmarkStart w:id="12" w:name="Xcb4fd5499264102ccc1b236378e91c2c94a2823"/>
     <w:p>
       <w:pPr>
         <w:pStyle w:val="Heading2"/>
@@ -2463,9 +2373,80 @@
           </w:p>
         </w:tc>
       </w:tr>
+      <w:tr>
+        <w:tc>
+          <w:tcPr/>
+          <w:p>
+            <w:pPr>
+              <w:pStyle w:val="Compact"/>
+            </w:pPr>
+            <w:r>
+              <w:t xml:space="preserve">R-C3</w:t>
+            </w:r>
+          </w:p>
+        </w:tc>
+        <w:tc>
+          <w:tcPr/>
+          <w:p>
+            <w:pPr>
+              <w:pStyle w:val="Compact"/>
+            </w:pPr>
+            <w:r>
+              <w:t xml:space="preserve">The embedding model and vector dimension remained unselected, and the dimension is fixed at schema creation</w:t>
+            </w:r>
+          </w:p>
+        </w:tc>
+        <w:tc>
+          <w:tcPr/>
+          <w:p>
+            <w:pPr>
+              <w:pStyle w:val="Compact"/>
+            </w:pPr>
+            <w:r>
+              <w:rPr>
+                <w:b/>
+                <w:bCs/>
+              </w:rPr>
+              <w:t xml:space="preserve">Closed by measurement, 2026-09-08.</w:t>
+            </w:r>
+            <w:r>
+              <w:t xml:space="preserve"> </w:t>
+            </w:r>
+            <w:r>
+              <w:rPr>
+                <w:rStyle w:val="VerbatimChar"/>
+              </w:rPr>
+              <w:t xml:space="preserve">embeddinggemma</w:t>
+            </w:r>
+            <w:r>
+              <w:t xml:space="preserve"> </w:t>
+            </w:r>
+            <w:r>
+              <w:t xml:space="preserve">at 768 dimensions, selected in</w:t>
+            </w:r>
+            <w:r>
+              <w:t xml:space="preserve"> </w:t>
+            </w:r>
+            <w:hyperlink r:id="rId11">
+              <w:r>
+                <w:rPr>
+                  <w:rStyle w:val="Hyperlink"/>
+                </w:rPr>
+                <w:t xml:space="preserve">ADR-0005</w:t>
+              </w:r>
+            </w:hyperlink>
+            <w:r>
+              <w:t xml:space="preserve"> </w:t>
+            </w:r>
+            <w:r>
+              <w:t xml:space="preserve">on the evidence in NOVA-SPK-002. Five candidates measured against 71 hand-labelled requirement-to-rule pairs. Schema definition is unblocked</w:t>
+            </w:r>
+          </w:p>
+        </w:tc>
+      </w:tr>
     </w:tbl>
-    <w:bookmarkEnd w:id="11"/>
-    <w:bookmarkStart w:id="12" w:name="X47d54d4f450990458e8b1d2908a7b67628a24fb"/>
+    <w:bookmarkEnd w:id="12"/>
+    <w:bookmarkStart w:id="13" w:name="X47d54d4f450990458e8b1d2908a7b67628a24fb"/>
     <w:p>
       <w:pPr>
         <w:pStyle w:val="Heading2"/>
@@ -2485,7 +2466,13 @@
         <w:t xml:space="preserve"> </w:t>
       </w:r>
       <w:r>
-        <w:t xml:space="preserve">they are resolved, because proceeding while wrong incurs rework rather than delay.</w:t>
+        <w:t xml:space="preserve">they are resolved, because proceeding while wrong incurs rework rather than delay. They are retained</w:t>
+      </w:r>
+      <w:r>
+        <w:t xml:space="preserve"> </w:t>
+      </w:r>
+      <w:r>
+        <w:t xml:space="preserve">here once resolved so that the sequencing remains legible.</w:t>
       </w:r>
     </w:p>
     <w:tbl>
@@ -2495,9 +2482,10 @@
         <w:tblLook w:firstRow="1" w:lastRow="0" w:firstColumn="0" w:lastColumn="0" w:noHBand="0" w:noVBand="0" w:val="0020"/>
       </w:tblPr>
       <w:tblGrid>
-        <w:gridCol w:w="2640"/>
-        <w:gridCol w:w="2640"/>
-        <w:gridCol w:w="2640"/>
+        <w:gridCol w:w="1980"/>
+        <w:gridCol w:w="1980"/>
+        <w:gridCol w:w="1980"/>
+        <w:gridCol w:w="1980"/>
       </w:tblGrid>
       <w:tr>
         <w:trPr>
@@ -2536,6 +2524,17 @@
             </w:r>
           </w:p>
         </w:tc>
+        <w:tc>
+          <w:tcPr/>
+          <w:p>
+            <w:pPr>
+              <w:pStyle w:val="Compact"/>
+            </w:pPr>
+            <w:r>
+              <w:t xml:space="preserve">State</w:t>
+            </w:r>
+          </w:p>
+        </w:tc>
       </w:tr>
       <w:tr>
         <w:tc>
@@ -2571,6 +2570,17 @@
             </w:r>
           </w:p>
         </w:tc>
+        <w:tc>
+          <w:tcPr/>
+          <w:p>
+            <w:pPr>
+              <w:pStyle w:val="Compact"/>
+            </w:pPr>
+            <w:r>
+              <w:t xml:space="preserve">Resolved 2026-09-08. Closed as R-C3</w:t>
+            </w:r>
+          </w:p>
+        </w:tc>
       </w:tr>
       <w:tr>
         <w:tc>
@@ -2603,6 +2613,17 @@
             </w:pPr>
             <w:r>
               <w:t xml:space="preserve">Memory management interface and applied-lessons presentation</w:t>
+            </w:r>
+          </w:p>
+        </w:tc>
+        <w:tc>
+          <w:tcPr/>
+          <w:p>
+            <w:pPr>
+              <w:pStyle w:val="Compact"/>
+            </w:pPr>
+            <w:r>
+              <w:t xml:space="preserve">Outstanding</w:t>
             </w:r>
           </w:p>
         </w:tc>
@@ -2615,8 +2636,8 @@
         </w:pict>
       </w:r>
     </w:p>
-    <w:bookmarkEnd w:id="12"/>
-    <w:bookmarkStart w:id="13" w:name="revision-history"/>
+    <w:bookmarkEnd w:id="13"/>
+    <w:bookmarkStart w:id="14" w:name="revision-history"/>
     <w:p>
       <w:pPr>
         <w:pStyle w:val="Heading2"/>
@@ -2732,9 +2753,55 @@
           </w:p>
         </w:tc>
       </w:tr>
+      <w:tr>
+        <w:tc>
+          <w:tcPr/>
+          <w:p>
+            <w:pPr>
+              <w:pStyle w:val="Compact"/>
+            </w:pPr>
+            <w:r>
+              <w:t xml:space="preserve">0.2</w:t>
+            </w:r>
+          </w:p>
+        </w:tc>
+        <w:tc>
+          <w:tcPr/>
+          <w:p>
+            <w:pPr>
+              <w:pStyle w:val="Compact"/>
+            </w:pPr>
+            <w:r>
+              <w:t xml:space="preserve">2026-09-08</w:t>
+            </w:r>
+          </w:p>
+        </w:tc>
+        <w:tc>
+          <w:tcPr/>
+          <w:p>
+            <w:pPr>
+              <w:pStyle w:val="Compact"/>
+            </w:pPr>
+            <w:r>
+              <w:t xml:space="preserve">Laxmi Poudel</w:t>
+            </w:r>
+          </w:p>
+        </w:tc>
+        <w:tc>
+          <w:tcPr/>
+          <w:p>
+            <w:pPr>
+              <w:pStyle w:val="Compact"/>
+            </w:pPr>
+            <w:r>
+              <w:t xml:space="preserve">R-04 closed by measurement as R-C3</w:t>
+            </w:r>
+          </w:p>
+        </w:tc>
+      </w:tr>
     </w:tbl>
-    <w:bookmarkEnd w:id="13"/>
     <w:bookmarkEnd w:id="14"/>
+    <w:bookmarkEnd w:id="15"/>
     <w:sectPr>
       <w:footnotePr>
         <w:numRestart w:val="eachSect"/>

--- a/docs/dist/risk-register.docx
+++ b/docs/dist/risk-register.docx
@@ -117,7 +117,7 @@
               <w:pStyle w:val="Compact"/>
             </w:pPr>
             <w:r>
-              <w:t xml:space="preserve">0.2</w:t>
+              <w:t xml:space="preserve">0.3</w:t>
             </w:r>
           </w:p>
         </w:tc>
@@ -571,7 +571,28 @@
         <w:t xml:space="preserve"> </w:t>
       </w:r>
       <w:r>
-        <w:t xml:space="preserve">does elapsed time.</w:t>
+        <w:t xml:space="preserve">does elapsed time. A closed risk keeps the identifier it was tracked under and moves to section 3;</w:t>
+      </w:r>
+      <w:r>
+        <w:t xml:space="preserve"> </w:t>
+      </w:r>
+      <w:r>
+        <w:t xml:space="preserve">the</w:t>
+      </w:r>
+      <w:r>
+        <w:t xml:space="preserve"> </w:t>
+      </w:r>
+      <w:r>
+        <w:rPr>
+          <w:rStyle w:val="VerbatimChar"/>
+        </w:rPr>
+        <w:t xml:space="preserve">R-Cn</w:t>
+      </w:r>
+      <w:r>
+        <w:t xml:space="preserve"> </w:t>
+      </w:r>
+      <w:r>
+        <w:t xml:space="preserve">identifiers belong to risks that were identified and closed without ever being active.</w:t>
       </w:r>
     </w:p>
     <w:bookmarkEnd w:id="9"/>
@@ -1241,96 +1262,6 @@
               <w:pStyle w:val="Compact"/>
             </w:pPr>
             <w:r>
-              <w:t xml:space="preserve">R-08</w:t>
-            </w:r>
-          </w:p>
-        </w:tc>
-        <w:tc>
-          <w:tcPr/>
-          <w:p>
-            <w:pPr>
-              <w:pStyle w:val="Compact"/>
-            </w:pPr>
-            <w:r>
-              <w:t xml:space="preserve">The 8B parameter class does not fit the 6 GB budget, and was not measured</w:t>
-            </w:r>
-          </w:p>
-        </w:tc>
-        <w:tc>
-          <w:tcPr/>
-          <w:p>
-            <w:pPr>
-              <w:pStyle w:val="Compact"/>
-            </w:pPr>
-            <w:r>
-              <w:t xml:space="preserve">Medium</w:t>
-            </w:r>
-          </w:p>
-        </w:tc>
-        <w:tc>
-          <w:tcPr/>
-          <w:p>
-            <w:pPr>
-              <w:pStyle w:val="Compact"/>
-            </w:pPr>
-            <w:r>
-              <w:t xml:space="preserve">Medium</w:t>
-            </w:r>
-          </w:p>
-        </w:tc>
-        <w:tc>
-          <w:tcPr/>
-          <w:p>
-            <w:pPr>
-              <w:pStyle w:val="Compact"/>
-            </w:pPr>
-            <w:r>
-              <w:t xml:space="preserve">Reduce</w:t>
-            </w:r>
-          </w:p>
-        </w:tc>
-        <w:tc>
-          <w:tcPr/>
-          <w:p>
-            <w:pPr>
-              <w:pStyle w:val="Compact"/>
-            </w:pPr>
-            <w:r>
-              <w:t xml:space="preserve">Two candidates retrieved and awaiting measurement. Where offload to host memory is required, the resulting latency determines the outcome</w:t>
-            </w:r>
-          </w:p>
-        </w:tc>
-        <w:tc>
-          <w:tcPr/>
-          <w:p>
-            <w:pPr>
-              <w:pStyle w:val="Compact"/>
-            </w:pPr>
-            <w:r>
-              <w:t xml:space="preserve">Residency measurement exceeding available VRAM</w:t>
-            </w:r>
-          </w:p>
-        </w:tc>
-        <w:tc>
-          <w:tcPr/>
-          <w:p>
-            <w:pPr>
-              <w:pStyle w:val="Compact"/>
-            </w:pPr>
-            <w:r>
-              <w:t xml:space="preserve">M1</w:t>
-            </w:r>
-          </w:p>
-        </w:tc>
-      </w:tr>
-      <w:tr>
-        <w:tc>
-          <w:tcPr/>
-          <w:p>
-            <w:pPr>
-              <w:pStyle w:val="Compact"/>
-            </w:pPr>
-            <w:r>
               <w:t xml:space="preserve">R-09</w:t>
             </w:r>
           </w:p>
@@ -2381,7 +2312,7 @@
               <w:pStyle w:val="Compact"/>
             </w:pPr>
             <w:r>
-              <w:t xml:space="preserve">R-C3</w:t>
+              <w:t xml:space="preserve">R-04</w:t>
             </w:r>
           </w:p>
         </w:tc>
@@ -2440,6 +2371,63 @@
             </w:r>
             <w:r>
               <w:t xml:space="preserve">on the evidence in NOVA-SPK-002. Five candidates measured against 71 hand-labelled requirement-to-rule pairs. Schema definition is unblocked</w:t>
+            </w:r>
+          </w:p>
+        </w:tc>
+      </w:tr>
+      <w:tr>
+        <w:tc>
+          <w:tcPr/>
+          <w:p>
+            <w:pPr>
+              <w:pStyle w:val="Compact"/>
+            </w:pPr>
+            <w:r>
+              <w:t xml:space="preserve">R-08</w:t>
+            </w:r>
+          </w:p>
+        </w:tc>
+        <w:tc>
+          <w:tcPr/>
+          <w:p>
+            <w:pPr>
+              <w:pStyle w:val="Compact"/>
+            </w:pPr>
+            <w:r>
+              <w:t xml:space="preserve">The 8B parameter class might not fit the 6 GB budget, and was unmeasured</w:t>
+            </w:r>
+          </w:p>
+        </w:tc>
+        <w:tc>
+          <w:tcPr/>
+          <w:p>
+            <w:pPr>
+              <w:pStyle w:val="Compact"/>
+            </w:pPr>
+            <w:r>
+              <w:rPr>
+                <w:b/>
+                <w:bCs/>
+              </w:rPr>
+              <w:t xml:space="preserve">Closed by measurement, 2026-09-08.</w:t>
+            </w:r>
+            <w:r>
+              <w:t xml:space="preserve"> </w:t>
+            </w:r>
+            <w:r>
+              <w:t xml:space="preserve">It does not fit. Both candidates load at 6.6 GB and run 36% to 38% on the CPU, at 40 to 44 s median against 17.3 s for</w:t>
+            </w:r>
+            <w:r>
+              <w:t xml:space="preserve"> </w:t>
+            </w:r>
+            <w:r>
+              <w:rPr>
+                <w:rStyle w:val="VerbatimChar"/>
+              </w:rPr>
+              <w:t xml:space="preserve">gemma3:4b</w:t>
+            </w:r>
+            <w:r>
+              <w:t xml:space="preserve">, with no quality gain. The 4B class is confirmed rather than merely assumed</w:t>
             </w:r>
           </w:p>
         </w:tc>
@@ -2795,6 +2783,52 @@
             </w:pPr>
             <w:r>
               <w:t xml:space="preserve">R-04 closed by measurement as R-C3</w:t>
+            </w:r>
+          </w:p>
+        </w:tc>
+      </w:tr>
+      <w:tr>
+        <w:tc>
+          <w:tcPr/>
+          <w:p>
+            <w:pPr>
+              <w:pStyle w:val="Compact"/>
+            </w:pPr>
+            <w:r>
+              <w:t xml:space="preserve">0.3</w:t>
+            </w:r>
+          </w:p>
+        </w:tc>
+        <w:tc>
+          <w:tcPr/>
+          <w:p>
+            <w:pPr>
+              <w:pStyle w:val="Compact"/>
+            </w:pPr>
+            <w:r>
+              <w:t xml:space="preserve">2026-09-08</w:t>
+            </w:r>
+          </w:p>
+        </w:tc>
+        <w:tc>
+          <w:tcPr/>
+          <w:p>
+            <w:pPr>
+              <w:pStyle w:val="Compact"/>
+            </w:pPr>
+            <w:r>
+              <w:t xml:space="preserve">Laxmi Poudel</w:t>
+            </w:r>
+          </w:p>
+        </w:tc>
+        <w:tc>
+          <w:tcPr/>
+          <w:p>
+            <w:pPr>
+              <w:pStyle w:val="Compact"/>
+            </w:pPr>
+            <w:r>
+              <w:t xml:space="preserve">R-08 closed by measurement as R-C4</w:t>
             </w:r>
           </w:p>
         </w:tc>

--- a/docs/dist/risk-register.docx
+++ b/docs/dist/risk-register.docx
@@ -3578,7 +3578,7 @@
     <w:basedOn w:val="BodyTextChar"/>
     <w:rPr>
       <w:rFonts w:ascii="Consolas" w:hAnsi="Consolas"/>
-      <w:sz w:val="22"/>
+      <w:sz w:val="18"/>
     </w:rPr>
   </w:style>
   <w:style w:customStyle="1" w:styleId="SectionNumber" w:type="character">

--- a/docs/dist/risk-register.docx
+++ b/docs/dist/risk-register.docx
@@ -28,7 +28,7 @@
         </w:p>
       </w:sdtContent>
     </w:sdt>
-    <w:bookmarkStart w:id="15" w:name="risk-register"/>
+    <w:bookmarkStart w:id="16" w:name="risk-register"/>
     <w:p>
       <w:pPr>
         <w:pStyle w:val="Heading1"/>
@@ -1262,96 +1262,6 @@
               <w:pStyle w:val="Compact"/>
             </w:pPr>
             <w:r>
-              <w:t xml:space="preserve">R-09</w:t>
-            </w:r>
-          </w:p>
-        </w:tc>
-        <w:tc>
-          <w:tcPr/>
-          <w:p>
-            <w:pPr>
-              <w:pStyle w:val="Compact"/>
-            </w:pPr>
-            <w:r>
-              <w:t xml:space="preserve">Container-to-host inference reachability is unverified on this platform, and is the most probable early impediment. Anyone reproducing the deployment encounters it</w:t>
-            </w:r>
-          </w:p>
-        </w:tc>
-        <w:tc>
-          <w:tcPr/>
-          <w:p>
-            <w:pPr>
-              <w:pStyle w:val="Compact"/>
-            </w:pPr>
-            <w:r>
-              <w:t xml:space="preserve">Medium</w:t>
-            </w:r>
-          </w:p>
-        </w:tc>
-        <w:tc>
-          <w:tcPr/>
-          <w:p>
-            <w:pPr>
-              <w:pStyle w:val="Compact"/>
-            </w:pPr>
-            <w:r>
-              <w:t xml:space="preserve">Medium</w:t>
-            </w:r>
-          </w:p>
-        </w:tc>
-        <w:tc>
-          <w:tcPr/>
-          <w:p>
-            <w:pPr>
-              <w:pStyle w:val="Compact"/>
-            </w:pPr>
-            <w:r>
-              <w:t xml:space="preserve">Reduce</w:t>
-            </w:r>
-          </w:p>
-        </w:tc>
-        <w:tc>
-          <w:tcPr/>
-          <w:p>
-            <w:pPr>
-              <w:pStyle w:val="Compact"/>
-            </w:pPr>
-            <w:r>
-              <w:t xml:space="preserve">Half a day allocated. Resolution documented in the repository README</w:t>
-            </w:r>
-          </w:p>
-        </w:tc>
-        <w:tc>
-          <w:tcPr/>
-          <w:p>
-            <w:pPr>
-              <w:pStyle w:val="Compact"/>
-            </w:pPr>
-            <w:r>
-              <w:t xml:space="preserve">Container unable to reach the host inference endpoint</w:t>
-            </w:r>
-          </w:p>
-        </w:tc>
-        <w:tc>
-          <w:tcPr/>
-          <w:p>
-            <w:pPr>
-              <w:pStyle w:val="Compact"/>
-            </w:pPr>
-            <w:r>
-              <w:t xml:space="preserve">M1</w:t>
-            </w:r>
-          </w:p>
-        </w:tc>
-      </w:tr>
-      <w:tr>
-        <w:tc>
-          <w:tcPr/>
-          <w:p>
-            <w:pPr>
-              <w:pStyle w:val="Compact"/>
-            </w:pPr>
-            <w:r>
               <w:t xml:space="preserve">R-10</w:t>
             </w:r>
           </w:p>
@@ -2156,7 +2066,7 @@
       </w:tr>
     </w:tbl>
     <w:bookmarkEnd w:id="10"/>
-    <w:bookmarkStart w:id="12" w:name="Xcb4fd5499264102ccc1b236378e91c2c94a2823"/>
+    <w:bookmarkStart w:id="13" w:name="Xcb4fd5499264102ccc1b236378e91c2c94a2823"/>
     <w:p>
       <w:pPr>
         <w:pStyle w:val="Heading2"/>
@@ -2432,9 +2342,101 @@
           </w:p>
         </w:tc>
       </w:tr>
+      <w:tr>
+        <w:tc>
+          <w:tcPr/>
+          <w:p>
+            <w:pPr>
+              <w:pStyle w:val="Compact"/>
+            </w:pPr>
+            <w:r>
+              <w:t xml:space="preserve">R-09</w:t>
+            </w:r>
+          </w:p>
+        </w:tc>
+        <w:tc>
+          <w:tcPr/>
+          <w:p>
+            <w:pPr>
+              <w:pStyle w:val="Compact"/>
+            </w:pPr>
+            <w:r>
+              <w:t xml:space="preserve">Container-to-host inference reachability was unverified, and was recorded as the most probable early impediment</w:t>
+            </w:r>
+          </w:p>
+        </w:tc>
+        <w:tc>
+          <w:tcPr/>
+          <w:p>
+            <w:pPr>
+              <w:pStyle w:val="Compact"/>
+            </w:pPr>
+            <w:r>
+              <w:rPr>
+                <w:b/>
+                <w:bCs/>
+              </w:rPr>
+              <w:t xml:space="preserve">Closed by measurement, 2026-09-09.</w:t>
+            </w:r>
+            <w:r>
+              <w:t xml:space="preserve"> </w:t>
+            </w:r>
+            <w:r>
+              <w:t xml:space="preserve">The impediment does not occur on Docker Desktop:</w:t>
+            </w:r>
+            <w:r>
+              <w:t xml:space="preserve"> </w:t>
+            </w:r>
+            <w:r>
+              <w:rPr>
+                <w:rStyle w:val="VerbatimChar"/>
+              </w:rPr>
+              <w:t xml:space="preserve">host.docker.internal</w:t>
+            </w:r>
+            <w:r>
+              <w:t xml:space="preserve"> </w:t>
+            </w:r>
+            <w:r>
+              <w:t xml:space="preserve">resolves to its host proxy, which forwards to the host's loopback, so Ollama stays on its default binding and the anticipated</w:t>
+            </w:r>
+            <w:r>
+              <w:t xml:space="preserve"> </w:t>
+            </w:r>
+            <w:r>
+              <w:rPr>
+                <w:rStyle w:val="VerbatimChar"/>
+              </w:rPr>
+              <w:t xml:space="preserve">OLLAMA_HOST=0.0.0.0</w:t>
+            </w:r>
+            <w:r>
+              <w:t xml:space="preserve"> </w:t>
+            </w:r>
+            <w:r>
+              <w:t xml:space="preserve">mitigation is unnecessary. A Linux-native engine has no such proxy and still needs it, which is recorded in</w:t>
+            </w:r>
+            <w:r>
+              <w:t xml:space="preserve"> </w:t>
+            </w:r>
+            <w:hyperlink r:id="rId12">
+              <w:r>
+                <w:rPr>
+                  <w:rStyle w:val="Hyperlink"/>
+                </w:rPr>
+                <w:t xml:space="preserve">NOVA-SPK-003</w:t>
+              </w:r>
+            </w:hyperlink>
+            <w:r>
+              <w:t xml:space="preserve"> </w:t>
+            </w:r>
+            <w:r>
+              <w:t xml:space="preserve">finding 3 rather than left as a surprise</w:t>
+            </w:r>
+          </w:p>
+        </w:tc>
+      </w:tr>
     </w:tbl>
-    <w:bookmarkEnd w:id="12"/>
-    <w:bookmarkStart w:id="13" w:name="X47d54d4f450990458e8b1d2908a7b67628a24fb"/>
+    <w:bookmarkEnd w:id="13"/>
+    <w:bookmarkStart w:id="14" w:name="X47d54d4f450990458e8b1d2908a7b67628a24fb"/>
     <w:p>
       <w:pPr>
         <w:pStyle w:val="Heading2"/>
@@ -2624,8 +2626,8 @@
         </w:pict>
       </w:r>
     </w:p>
-    <w:bookmarkEnd w:id="13"/>
-    <w:bookmarkStart w:id="14" w:name="revision-history"/>
+    <w:bookmarkEnd w:id="14"/>
+    <w:bookmarkStart w:id="15" w:name="revision-history"/>
     <w:p>
       <w:pPr>
         <w:pStyle w:val="Heading2"/>
@@ -2833,9 +2835,55 @@
           </w:p>
         </w:tc>
       </w:tr>
+      <w:tr>
+        <w:tc>
+          <w:tcPr/>
+          <w:p>
+            <w:pPr>
+              <w:pStyle w:val="Compact"/>
+            </w:pPr>
+            <w:r>
+              <w:t xml:space="preserve">0.4</w:t>
+            </w:r>
+          </w:p>
+        </w:tc>
+        <w:tc>
+          <w:tcPr/>
+          <w:p>
+            <w:pPr>
+              <w:pStyle w:val="Compact"/>
+            </w:pPr>
+            <w:r>
+              <w:t xml:space="preserve">2026-09-09</w:t>
+            </w:r>
+          </w:p>
+        </w:tc>
+        <w:tc>
+          <w:tcPr/>
+          <w:p>
+            <w:pPr>
+              <w:pStyle w:val="Compact"/>
+            </w:pPr>
+            <w:r>
+              <w:t xml:space="preserve">Laxmi Poudel</w:t>
+            </w:r>
+          </w:p>
+        </w:tc>
+        <w:tc>
+          <w:tcPr/>
+          <w:p>
+            <w:pPr>
+              <w:pStyle w:val="Compact"/>
+            </w:pPr>
+            <w:r>
+              <w:t xml:space="preserve">R-09 closed by measurement on the evidence in NOVA-SPK-003</w:t>
+            </w:r>
+          </w:p>
+        </w:tc>
+      </w:tr>
     </w:tbl>
-    <w:bookmarkEnd w:id="14"/>
     <w:bookmarkEnd w:id="15"/>
+    <w:bookmarkEnd w:id="16"/>
     <w:sectPr>
       <w:footnotePr>
         <w:numRestart w:val="eachSect"/>
